--- a/DO_OSPF_Enterprise_cRPD/DO_OSPF.docx
+++ b/DO_OSPF_Enterprise_cRPD/DO_OSPF.docx
@@ -99,7 +99,6 @@
             </w:r>
           </w:hyperlink>
           <w:r/>
-          <w:r/>
         </w:p>
         <w:p>
           <w:pPr>
@@ -112,7 +111,6 @@
             <w:ind/>
             <w:rPr/>
           </w:pPr>
-          <w:r/>
           <w:hyperlink w:tooltip="#_Toc2" w:anchor="_Toc2" w:history="1">
             <w:r>
               <w:rPr>
@@ -142,7 +140,6 @@
             </w:r>
           </w:hyperlink>
           <w:r/>
-          <w:r/>
         </w:p>
         <w:p>
           <w:pPr>
@@ -155,7 +152,6 @@
             <w:ind/>
             <w:rPr/>
           </w:pPr>
-          <w:r/>
           <w:hyperlink w:tooltip="#_Toc3" w:anchor="_Toc3" w:history="1">
             <w:r>
               <w:rPr>
@@ -185,7 +181,6 @@
             </w:r>
           </w:hyperlink>
           <w:r/>
-          <w:r/>
         </w:p>
         <w:p>
           <w:pPr>
@@ -198,7 +193,6 @@
             <w:ind/>
             <w:rPr/>
           </w:pPr>
-          <w:r/>
           <w:hyperlink w:tooltip="#_Toc4" w:anchor="_Toc4" w:history="1">
             <w:r>
               <w:rPr>
@@ -228,7 +222,6 @@
             </w:r>
           </w:hyperlink>
           <w:r/>
-          <w:r/>
         </w:p>
         <w:p>
           <w:pPr>
@@ -241,7 +234,6 @@
             <w:ind/>
             <w:rPr/>
           </w:pPr>
-          <w:r/>
           <w:hyperlink w:tooltip="#_Toc5" w:anchor="_Toc5" w:history="1">
             <w:r>
               <w:rPr>
@@ -271,7 +263,6 @@
             </w:r>
           </w:hyperlink>
           <w:r/>
-          <w:r/>
         </w:p>
         <w:p>
           <w:pPr>
@@ -284,7 +275,6 @@
             <w:ind/>
             <w:rPr/>
           </w:pPr>
-          <w:r/>
           <w:hyperlink w:tooltip="#_Toc6" w:anchor="_Toc6" w:history="1">
             <w:r>
               <w:rPr>
@@ -309,11 +299,10 @@
               <w:fldChar w:fldCharType="begin"/>
               <w:instrText xml:space="preserve">PAGEREF _Toc6 \h</w:instrText>
               <w:fldChar w:fldCharType="separate"/>
-              <w:t xml:space="preserve">7</w:t>
+              <w:t xml:space="preserve">8</w:t>
               <w:fldChar w:fldCharType="end"/>
             </w:r>
           </w:hyperlink>
-          <w:r/>
           <w:r/>
         </w:p>
         <w:p>
@@ -327,7 +316,6 @@
             <w:ind/>
             <w:rPr/>
           </w:pPr>
-          <w:r/>
           <w:hyperlink w:tooltip="#_Toc7" w:anchor="_Toc7" w:history="1">
             <w:r>
               <w:rPr>
@@ -357,6 +345,46 @@
             </w:r>
           </w:hyperlink>
           <w:r/>
+        </w:p>
+        <w:p>
+          <w:pPr>
+            <w:pStyle w:val="939"/>
+            <w:pBdr/>
+            <w:tabs>
+              <w:tab w:val="right" w:leader="dot" w:pos="9360"/>
+            </w:tabs>
+            <w:spacing/>
+            <w:ind/>
+            <w:rPr/>
+          </w:pPr>
+          <w:hyperlink w:tooltip="#_Toc8" w:anchor="_Toc8" w:history="1">
+            <w:r>
+              <w:rPr>
+                <w:rStyle w:val="936"/>
+              </w:rPr>
+            </w:r>
+            <w:r>
+              <w:rPr>
+                <w:rStyle w:val="936"/>
+              </w:rPr>
+              <w:t xml:space="preserve">Lab 007 OSPF Interface Type</w:t>
+            </w:r>
+            <w:r>
+              <w:rPr>
+                <w:rStyle w:val="936"/>
+              </w:rPr>
+            </w:r>
+            <w:r>
+              <w:tab/>
+            </w:r>
+            <w:r>
+              <w:fldChar w:fldCharType="begin"/>
+              <w:instrText xml:space="preserve">PAGEREF _Toc8 \h</w:instrText>
+              <w:fldChar w:fldCharType="separate"/>
+              <w:t xml:space="preserve">9</w:t>
+              <w:fldChar w:fldCharType="end"/>
+            </w:r>
+          </w:hyperlink>
           <w:r/>
         </w:p>
         <w:p>
@@ -368,6 +396,7 @@
               <w:highlight w:val="none"/>
             </w:rPr>
           </w:pPr>
+          <w:r/>
           <w:r>
             <w:fldChar w:fldCharType="end"/>
           </w:r>
@@ -376,11 +405,7 @@
               <w:highlight w:val="none"/>
             </w:rPr>
           </w:r>
-          <w:r>
-            <w:rPr>
-              <w:highlight w:val="none"/>
-            </w:rPr>
-          </w:r>
+          <w:r/>
         </w:p>
       </w:sdtContent>
     </w:sdt>
@@ -397,6 +422,7 @@
       <w:r>
         <w:t xml:space="preserve">OSPF</w:t>
       </w:r>
+      <w:r/>
       <w:bookmarkEnd w:id="1"/>
       <w:r/>
       <w:r/>
@@ -530,6 +556,7 @@
       <w:r>
         <w:t xml:space="preserve">Lab 001 Single Domain</w:t>
       </w:r>
+      <w:r/>
       <w:bookmarkEnd w:id="2"/>
       <w:r/>
       <w:r/>
@@ -1526,6 +1553,7 @@
       <w:r>
         <w:t xml:space="preserve">Lab 002 Stubbiness</w:t>
       </w:r>
+      <w:r/>
       <w:bookmarkEnd w:id="3"/>
       <w:r/>
       <w:r/>
@@ -3485,6 +3513,7 @@
       <w:r>
         <w:t xml:space="preserve">Lab 003 Redistribution</w:t>
       </w:r>
+      <w:r/>
       <w:bookmarkEnd w:id="4"/>
       <w:r/>
       <w:r/>
@@ -4883,6 +4912,7 @@
       <w:r>
         <w:t xml:space="preserve">Lab 004 Multiple Domains</w:t>
       </w:r>
+      <w:r/>
       <w:bookmarkEnd w:id="5"/>
       <w:r/>
       <w:r/>
@@ -6468,6 +6498,7 @@
       <w:r>
         <w:t xml:space="preserve">Lab 005 Multi Domain</w:t>
       </w:r>
+      <w:r/>
       <w:bookmarkEnd w:id="6"/>
       <w:r/>
       <w:r/>
@@ -6774,6 +6805,7 @@
       <w:r>
         <w:t xml:space="preserve">Lab 006 Virtual Link</w:t>
       </w:r>
+      <w:r/>
       <w:bookmarkEnd w:id="7"/>
       <w:r/>
       <w:r/>
@@ -8052,20 +8084,6 @@
         <w:rPr>
           <w:highlight w:val="none"/>
         </w:rPr>
-      </w:r>
-      <w:r/>
-    </w:p>
-    <w:p>
-      <w:pPr>
-        <w:pBdr/>
-        <w:spacing/>
-        <w:ind/>
-        <w:rPr/>
-      </w:pPr>
-      <w:r>
-        <w:rPr>
-          <w:highlight w:val="none"/>
-        </w:rPr>
         <w:t xml:space="preserve">ACCEPTANCE CRITERIA</w:t>
       </w:r>
       <w:r/>
@@ -8223,9 +8241,13 @@
         <w:ind/>
         <w:rPr/>
       </w:pPr>
+      <w:r/>
+      <w:bookmarkStart w:id="8" w:name="_Toc8"/>
       <w:r>
         <w:t xml:space="preserve">Lab 007 OSPF Interface Type</w:t>
       </w:r>
+      <w:bookmarkEnd w:id="8"/>
+      <w:r/>
       <w:r/>
     </w:p>
     <w:p>
@@ -8393,7 +8415,7 @@
                 <w:szCs w:val="20"/>
                 <w:highlight w:val="none"/>
               </w:rPr>
-              <w:t xml:space="preserve">load replace /lab-configs/</w:t>
+              <w:t xml:space="preserve">load override /lab-configs/</w:t>
             </w:r>
             <w:r>
               <w:rPr>
@@ -8404,7 +8426,7 @@
                 <w:szCs w:val="20"/>
                 <w:highlight w:val="none"/>
               </w:rPr>
-              <w:t xml:space="preserve">ospf.multiarea.conf</w:t>
+              <w:t xml:space="preserve">ospf.lab007.conf</w:t>
             </w:r>
             <w:r>
               <w:rPr>
@@ -8487,6 +8509,498 @@
       <w:r/>
       <w:r/>
     </w:p>
+    <w:p>
+      <w:pPr>
+        <w:pStyle w:val="893"/>
+        <w:pBdr/>
+        <w:spacing/>
+        <w:ind/>
+        <w:rPr/>
+      </w:pPr>
+      <w:r>
+        <w:t xml:space="preserve">TASK 1</w:t>
+      </w:r>
+      <w:r/>
+    </w:p>
+    <w:p>
+      <w:pPr>
+        <w:pStyle w:val="954"/>
+        <w:numPr>
+          <w:ilvl w:val="0"/>
+          <w:numId w:val="33"/>
+        </w:numPr>
+        <w:pBdr/>
+        <w:spacing/>
+        <w:ind/>
+        <w:rPr/>
+      </w:pPr>
+      <w:r>
+        <w:t xml:space="preserve">Inspect </w:t>
+      </w:r>
+      <w:r>
+        <w:rPr>
+          <w:rFonts w:ascii="Courier New" w:hAnsi="Courier New" w:eastAsia="Courier New" w:cs="Courier New"/>
+          <w:b/>
+          <w:bCs/>
+        </w:rPr>
+        <w:t xml:space="preserve">show ospf interface eth1.12 detail</w:t>
+      </w:r>
+      <w:r>
+        <w:t xml:space="preserve"> and </w:t>
+      </w:r>
+      <w:r>
+        <w:rPr>
+          <w:rFonts w:ascii="Courier New" w:hAnsi="Courier New" w:eastAsia="Courier New" w:cs="Courier New"/>
+          <w:b/>
+          <w:bCs/>
+          <w:lang w:val="undefined"/>
+        </w:rPr>
+        <w:t xml:space="preserve">show ospf neighbor detail</w:t>
+      </w:r>
+      <w:r>
+        <w:t xml:space="preserve"> on all routers.</w:t>
+      </w:r>
+      <w:r/>
+    </w:p>
+    <w:p>
+      <w:pPr>
+        <w:pStyle w:val="954"/>
+        <w:numPr>
+          <w:ilvl w:val="0"/>
+          <w:numId w:val="33"/>
+        </w:numPr>
+        <w:pBdr/>
+        <w:spacing/>
+        <w:ind/>
+        <w:rPr/>
+      </w:pPr>
+      <w:r/>
+      <w:r>
+        <w:t xml:space="preserve">Identify the elected </w:t>
+      </w:r>
+      <w:r>
+        <w:rPr>
+          <w:b/>
+          <w:bCs/>
+        </w:rPr>
+        <w:t xml:space="preserve">DR </w:t>
+      </w:r>
+      <w:r>
+        <w:t xml:space="preserve">and </w:t>
+      </w:r>
+      <w:r>
+        <w:rPr>
+          <w:b/>
+          <w:bCs/>
+        </w:rPr>
+        <w:t xml:space="preserve">BDR </w:t>
+      </w:r>
+      <w:r>
+        <w:t xml:space="preserve">and the </w:t>
+      </w:r>
+      <w:r>
+        <w:rPr>
+          <w:b/>
+          <w:bCs/>
+        </w:rPr>
+        <w:t xml:space="preserve">DROther </w:t>
+      </w:r>
+      <w:r>
+        <w:t xml:space="preserve">router(s).</w:t>
+      </w:r>
+      <w:r/>
+    </w:p>
+    <w:p>
+      <w:pPr>
+        <w:pStyle w:val="954"/>
+        <w:numPr>
+          <w:ilvl w:val="0"/>
+          <w:numId w:val="33"/>
+        </w:numPr>
+        <w:pBdr/>
+        <w:spacing/>
+        <w:ind/>
+        <w:rPr>
+          <w:color w:val="ff0000"/>
+        </w:rPr>
+      </w:pPr>
+      <w:r>
+        <w:rPr>
+          <w:color w:val="ff0000"/>
+        </w:rPr>
+      </w:r>
+      <w:r>
+        <w:rPr>
+          <w:color w:val="ff0000"/>
+        </w:rPr>
+        <w:t xml:space="preserve">Explain why two DROther routers can remain 2-Way with each other while forming Full adjacencies with DR/BDR.</w:t>
+      </w:r>
+      <w:r>
+        <w:rPr>
+          <w:color w:val="ff0000"/>
+        </w:rPr>
+      </w:r>
+    </w:p>
+    <w:p>
+      <w:pPr>
+        <w:pStyle w:val="954"/>
+        <w:numPr>
+          <w:ilvl w:val="0"/>
+          <w:numId w:val="33"/>
+        </w:numPr>
+        <w:pBdr/>
+        <w:spacing/>
+        <w:ind/>
+        <w:rPr/>
+      </w:pPr>
+      <w:r/>
+      <w:r>
+        <w:t xml:space="preserve">Inspect `show ospf database network` and correlate the Network LSA with the shared segment.</w:t>
+      </w:r>
+      <w:r/>
+      <w:r/>
+    </w:p>
+    <w:p>
+      <w:pPr>
+        <w:pStyle w:val="893"/>
+        <w:pBdr/>
+        <w:spacing/>
+        <w:ind/>
+        <w:rPr/>
+      </w:pPr>
+      <w:r>
+        <w:rPr>
+          <w:highlight w:val="none"/>
+        </w:rPr>
+        <w:t xml:space="preserve">TASK 2</w:t>
+      </w:r>
+      <w:r/>
+    </w:p>
+    <w:p>
+      <w:pPr>
+        <w:pStyle w:val="954"/>
+        <w:numPr>
+          <w:ilvl w:val="0"/>
+          <w:numId w:val="34"/>
+        </w:numPr>
+        <w:pBdr/>
+        <w:spacing/>
+        <w:ind/>
+        <w:rPr>
+          <w:highlight w:val="none"/>
+        </w:rPr>
+      </w:pPr>
+      <w:r>
+        <w:rPr>
+          <w:highlight w:val="none"/>
+        </w:rPr>
+        <w:t xml:space="preserve">Set VLAN 12 priorities: </w:t>
+      </w:r>
+      <w:r>
+        <w:rPr>
+          <w:b/>
+          <w:bCs/>
+          <w:highlight w:val="none"/>
+        </w:rPr>
+        <w:t xml:space="preserve">R1 = 200</w:t>
+      </w:r>
+      <w:r>
+        <w:rPr>
+          <w:highlight w:val="none"/>
+        </w:rPr>
+        <w:t xml:space="preserve">, </w:t>
+      </w:r>
+      <w:r>
+        <w:rPr>
+          <w:b/>
+          <w:bCs/>
+          <w:highlight w:val="none"/>
+        </w:rPr>
+        <w:t xml:space="preserve">R2 = 100</w:t>
+      </w:r>
+      <w:r>
+        <w:rPr>
+          <w:highlight w:val="none"/>
+        </w:rPr>
+        <w:t xml:space="preserve">, </w:t>
+      </w:r>
+      <w:r>
+        <w:rPr>
+          <w:b/>
+          <w:bCs/>
+          <w:highlight w:val="none"/>
+        </w:rPr>
+        <w:t xml:space="preserve">R3 = 0</w:t>
+      </w:r>
+      <w:r>
+        <w:rPr>
+          <w:highlight w:val="none"/>
+        </w:rPr>
+        <w:t xml:space="preserve">.</w:t>
+      </w:r>
+      <w:r>
+        <w:rPr>
+          <w:highlight w:val="none"/>
+        </w:rPr>
+      </w:r>
+    </w:p>
+    <w:p>
+      <w:pPr>
+        <w:pStyle w:val="954"/>
+        <w:numPr>
+          <w:ilvl w:val="0"/>
+          <w:numId w:val="34"/>
+        </w:numPr>
+        <w:pBdr/>
+        <w:spacing/>
+        <w:ind/>
+        <w:rPr>
+          <w:highlight w:val="none"/>
+        </w:rPr>
+      </w:pPr>
+      <w:r>
+        <w:rPr>
+          <w:highlight w:val="none"/>
+        </w:rPr>
+      </w:r>
+      <w:r>
+        <w:rPr>
+          <w:highlight w:val="none"/>
+        </w:rPr>
+        <w:t xml:space="preserve">Commit and observe whether the existing DR/BDR changes immediately.</w:t>
+      </w:r>
+      <w:r>
+        <w:rPr>
+          <w:highlight w:val="none"/>
+        </w:rPr>
+      </w:r>
+    </w:p>
+    <w:p>
+      <w:pPr>
+        <w:pStyle w:val="954"/>
+        <w:numPr>
+          <w:ilvl w:val="0"/>
+          <w:numId w:val="34"/>
+        </w:numPr>
+        <w:pBdr/>
+        <w:spacing/>
+        <w:ind/>
+        <w:rPr>
+          <w:highlight w:val="none"/>
+        </w:rPr>
+      </w:pPr>
+      <w:r>
+        <w:rPr>
+          <w:highlight w:val="none"/>
+        </w:rPr>
+      </w:r>
+      <w:r>
+        <w:rPr>
+          <w:highlight w:val="none"/>
+        </w:rPr>
+        <w:t xml:space="preserve">Explain OSPF's non-preemptive DR election behavior.</w:t>
+      </w:r>
+      <w:r>
+        <w:rPr>
+          <w:highlight w:val="none"/>
+        </w:rPr>
+      </w:r>
+    </w:p>
+    <w:p>
+      <w:pPr>
+        <w:pStyle w:val="954"/>
+        <w:numPr>
+          <w:ilvl w:val="0"/>
+          <w:numId w:val="34"/>
+        </w:numPr>
+        <w:pBdr/>
+        <w:spacing/>
+        <w:ind/>
+        <w:rPr>
+          <w:highlight w:val="none"/>
+        </w:rPr>
+      </w:pPr>
+      <w:r>
+        <w:rPr>
+          <w:highlight w:val="none"/>
+        </w:rPr>
+      </w:r>
+      <w:r>
+        <w:rPr>
+          <w:highlight w:val="none"/>
+        </w:rPr>
+        <w:t xml:space="preserve">Cause a controlled fresh election using a maintenance-safe method in the lab. Do not reset or recreate br-univ. (</w:t>
+      </w:r>
+      <w:r>
+        <w:rPr>
+          <w:rFonts w:ascii="Courier New" w:hAnsi="Courier New" w:eastAsia="Courier New" w:cs="Courier New"/>
+          <w:b/>
+          <w:bCs/>
+          <w:sz w:val="20"/>
+          <w:szCs w:val="20"/>
+          <w:highlight w:val="none"/>
+        </w:rPr>
+        <w:t xml:space="preserve">clear ospf neighbor interface eth1.12</w:t>
+      </w:r>
+      <w:r>
+        <w:rPr>
+          <w:highlight w:val="none"/>
+        </w:rPr>
+        <w:t xml:space="preserve">)</w:t>
+      </w:r>
+      <w:r>
+        <w:rPr>
+          <w:highlight w:val="none"/>
+        </w:rPr>
+      </w:r>
+    </w:p>
+    <w:p>
+      <w:pPr>
+        <w:pStyle w:val="954"/>
+        <w:numPr>
+          <w:ilvl w:val="0"/>
+          <w:numId w:val="34"/>
+        </w:numPr>
+        <w:pBdr/>
+        <w:spacing/>
+        <w:ind/>
+        <w:rPr>
+          <w:highlight w:val="none"/>
+        </w:rPr>
+      </w:pPr>
+      <w:r>
+        <w:rPr>
+          <w:highlight w:val="none"/>
+        </w:rPr>
+      </w:r>
+      <w:r>
+        <w:rPr>
+          <w:highlight w:val="none"/>
+        </w:rPr>
+        <w:t xml:space="preserve">Verify DR/BDR and the effect of priority 0.</w:t>
+      </w:r>
+      <w:r>
+        <w:rPr>
+          <w:highlight w:val="none"/>
+        </w:rPr>
+      </w:r>
+      <w:r/>
+      <w:r>
+        <w:rPr>
+          <w:highlight w:val="none"/>
+        </w:rPr>
+      </w:r>
+      <w:r/>
+      <w:r>
+        <w:rPr>
+          <w:highlight w:val="none"/>
+        </w:rPr>
+      </w:r>
+    </w:p>
+    <w:p>
+      <w:pPr>
+        <w:pBdr/>
+        <w:spacing/>
+        <w:ind/>
+        <w:rPr/>
+      </w:pPr>
+      <w:r>
+        <w:rPr>
+          <w:highlight w:val="none"/>
+        </w:rPr>
+        <w:t xml:space="preserve">ACCEPTANCE CRITERIA</w:t>
+      </w:r>
+      <w:r/>
+    </w:p>
+    <w:p>
+      <w:pPr>
+        <w:pStyle w:val="954"/>
+        <w:numPr>
+          <w:ilvl w:val="0"/>
+          <w:numId w:val="35"/>
+        </w:numPr>
+        <w:pBdr/>
+        <w:spacing/>
+        <w:ind/>
+        <w:rPr>
+          <w:highlight w:val="none"/>
+        </w:rPr>
+      </w:pPr>
+      <w:r>
+        <w:rPr>
+          <w:highlight w:val="none"/>
+        </w:rPr>
+        <w:t xml:space="preserve">R3 is ineligible for DR/BDR while its priority is 0.</w:t>
+      </w:r>
+      <w:r>
+        <w:rPr>
+          <w:highlight w:val="none"/>
+        </w:rPr>
+      </w:r>
+    </w:p>
+    <w:p>
+      <w:pPr>
+        <w:pStyle w:val="954"/>
+        <w:numPr>
+          <w:ilvl w:val="0"/>
+          <w:numId w:val="35"/>
+        </w:numPr>
+        <w:pBdr/>
+        <w:spacing/>
+        <w:ind/>
+        <w:rPr>
+          <w:highlight w:val="none"/>
+        </w:rPr>
+      </w:pPr>
+      <w:r>
+        <w:rPr>
+          <w:highlight w:val="none"/>
+        </w:rPr>
+      </w:r>
+      <w:r>
+        <w:rPr>
+          <w:highlight w:val="none"/>
+        </w:rPr>
+        <w:t xml:space="preserve">After a fresh election, R1 should be DR and R2 eligible for BDR if both are operational.</w:t>
+      </w:r>
+      <w:r>
+        <w:rPr>
+          <w:highlight w:val="none"/>
+        </w:rPr>
+      </w:r>
+    </w:p>
+    <w:p>
+      <w:pPr>
+        <w:pStyle w:val="954"/>
+        <w:numPr>
+          <w:ilvl w:val="0"/>
+          <w:numId w:val="35"/>
+        </w:numPr>
+        <w:pBdr/>
+        <w:spacing/>
+        <w:ind/>
+        <w:rPr>
+          <w:highlight w:val="none"/>
+        </w:rPr>
+      </w:pPr>
+      <w:r>
+        <w:rPr>
+          <w:highlight w:val="none"/>
+        </w:rPr>
+      </w:r>
+      <w:r>
+        <w:rPr>
+          <w:highlight w:val="none"/>
+        </w:rPr>
+        <w:t xml:space="preserve">The learner explains why changing priority alone may not replace the current DR/BDR.</w:t>
+      </w:r>
+      <w:r>
+        <w:rPr>
+          <w:highlight w:val="none"/>
+        </w:rPr>
+      </w:r>
+      <w:r/>
+    </w:p>
     <w:sectPr>
       <w:footnotePr/>
       <w:endnotePr/>
@@ -12748,6 +13262,411 @@
   </w:abstractNum>
   <w:abstractNum w:abstractNumId="31">
     <w:nsid w:val="3EDF0789"/>
+    <w:lvl w:ilvl="0">
+      <w:isLgl w:val="false"/>
+      <w:lvlJc w:val="left"/>
+      <w:lvlText w:val="–"/>
+      <w:numFmt w:val="bullet"/>
+      <w:pPr>
+        <w:pBdr/>
+        <w:spacing/>
+        <w:ind w:hanging="360" w:left="709"/>
+      </w:pPr>
+      <w:rPr>
+        <w:rFonts w:hint="default" w:ascii="Arial" w:hAnsi="Arial" w:eastAsia="Arial" w:cs="Arial"/>
+      </w:rPr>
+      <w:start w:val="1"/>
+      <w:suff w:val="tab"/>
+    </w:lvl>
+    <w:lvl w:ilvl="1">
+      <w:isLgl w:val="false"/>
+      <w:lvlJc w:val="left"/>
+      <w:lvlText w:val="o"/>
+      <w:numFmt w:val="bullet"/>
+      <w:pPr>
+        <w:pBdr/>
+        <w:spacing/>
+        <w:ind w:hanging="360" w:left="1429"/>
+      </w:pPr>
+      <w:rPr>
+        <w:rFonts w:hint="default" w:ascii="Courier New" w:hAnsi="Courier New" w:eastAsia="Courier New" w:cs="Courier New"/>
+      </w:rPr>
+      <w:start w:val="1"/>
+      <w:suff w:val="tab"/>
+    </w:lvl>
+    <w:lvl w:ilvl="2">
+      <w:isLgl w:val="false"/>
+      <w:lvlJc w:val="left"/>
+      <w:lvlText w:val="§"/>
+      <w:numFmt w:val="bullet"/>
+      <w:pPr>
+        <w:pBdr/>
+        <w:spacing/>
+        <w:ind w:hanging="360" w:left="2149"/>
+      </w:pPr>
+      <w:rPr>
+        <w:rFonts w:hint="default" w:ascii="Wingdings" w:hAnsi="Wingdings" w:eastAsia="Wingdings" w:cs="Wingdings"/>
+      </w:rPr>
+      <w:start w:val="1"/>
+      <w:suff w:val="tab"/>
+    </w:lvl>
+    <w:lvl w:ilvl="3">
+      <w:isLgl w:val="false"/>
+      <w:lvlJc w:val="left"/>
+      <w:lvlText w:val="·"/>
+      <w:numFmt w:val="bullet"/>
+      <w:pPr>
+        <w:pBdr/>
+        <w:spacing/>
+        <w:ind w:hanging="360" w:left="2869"/>
+      </w:pPr>
+      <w:rPr>
+        <w:rFonts w:hint="default" w:ascii="Symbol" w:hAnsi="Symbol" w:eastAsia="Symbol" w:cs="Symbol"/>
+      </w:rPr>
+      <w:start w:val="1"/>
+      <w:suff w:val="tab"/>
+    </w:lvl>
+    <w:lvl w:ilvl="4">
+      <w:isLgl w:val="false"/>
+      <w:lvlJc w:val="left"/>
+      <w:lvlText w:val="o"/>
+      <w:numFmt w:val="bullet"/>
+      <w:pPr>
+        <w:pBdr/>
+        <w:spacing/>
+        <w:ind w:hanging="360" w:left="3589"/>
+      </w:pPr>
+      <w:rPr>
+        <w:rFonts w:hint="default" w:ascii="Courier New" w:hAnsi="Courier New" w:eastAsia="Courier New" w:cs="Courier New"/>
+      </w:rPr>
+      <w:start w:val="1"/>
+      <w:suff w:val="tab"/>
+    </w:lvl>
+    <w:lvl w:ilvl="5">
+      <w:isLgl w:val="false"/>
+      <w:lvlJc w:val="left"/>
+      <w:lvlText w:val="§"/>
+      <w:numFmt w:val="bullet"/>
+      <w:pPr>
+        <w:pBdr/>
+        <w:spacing/>
+        <w:ind w:hanging="360" w:left="4309"/>
+      </w:pPr>
+      <w:rPr>
+        <w:rFonts w:hint="default" w:ascii="Wingdings" w:hAnsi="Wingdings" w:eastAsia="Wingdings" w:cs="Wingdings"/>
+      </w:rPr>
+      <w:start w:val="1"/>
+      <w:suff w:val="tab"/>
+    </w:lvl>
+    <w:lvl w:ilvl="6">
+      <w:isLgl w:val="false"/>
+      <w:lvlJc w:val="left"/>
+      <w:lvlText w:val="·"/>
+      <w:numFmt w:val="bullet"/>
+      <w:pPr>
+        <w:pBdr/>
+        <w:spacing/>
+        <w:ind w:hanging="360" w:left="5029"/>
+      </w:pPr>
+      <w:rPr>
+        <w:rFonts w:hint="default" w:ascii="Symbol" w:hAnsi="Symbol" w:eastAsia="Symbol" w:cs="Symbol"/>
+      </w:rPr>
+      <w:start w:val="1"/>
+      <w:suff w:val="tab"/>
+    </w:lvl>
+    <w:lvl w:ilvl="7">
+      <w:isLgl w:val="false"/>
+      <w:lvlJc w:val="left"/>
+      <w:lvlText w:val="o"/>
+      <w:numFmt w:val="bullet"/>
+      <w:pPr>
+        <w:pBdr/>
+        <w:spacing/>
+        <w:ind w:hanging="360" w:left="5749"/>
+      </w:pPr>
+      <w:rPr>
+        <w:rFonts w:hint="default" w:ascii="Courier New" w:hAnsi="Courier New" w:eastAsia="Courier New" w:cs="Courier New"/>
+      </w:rPr>
+      <w:start w:val="1"/>
+      <w:suff w:val="tab"/>
+    </w:lvl>
+    <w:lvl w:ilvl="8">
+      <w:isLgl w:val="false"/>
+      <w:lvlJc w:val="left"/>
+      <w:lvlText w:val="§"/>
+      <w:numFmt w:val="bullet"/>
+      <w:pPr>
+        <w:pBdr/>
+        <w:spacing/>
+        <w:ind w:hanging="360" w:left="6469"/>
+      </w:pPr>
+      <w:rPr>
+        <w:rFonts w:hint="default" w:ascii="Wingdings" w:hAnsi="Wingdings" w:eastAsia="Wingdings" w:cs="Wingdings"/>
+      </w:rPr>
+      <w:start w:val="1"/>
+      <w:suff w:val="tab"/>
+    </w:lvl>
+  </w:abstractNum>
+  <w:abstractNum w:abstractNumId="32">
+    <w:nsid w:val="565AB2A5"/>
+    <w:lvl w:ilvl="0">
+      <w:isLgl w:val="false"/>
+      <w:lvlJc w:val="left"/>
+      <w:lvlText w:val="%1."/>
+      <w:numFmt w:val="decimal"/>
+      <w:pPr>
+        <w:pBdr/>
+        <w:spacing/>
+        <w:ind w:hanging="360" w:left="709"/>
+      </w:pPr>
+      <w:rPr/>
+      <w:start w:val="1"/>
+      <w:suff w:val="tab"/>
+    </w:lvl>
+    <w:lvl w:ilvl="1">
+      <w:isLgl w:val="false"/>
+      <w:lvlJc w:val="left"/>
+      <w:lvlText w:val="%2."/>
+      <w:numFmt w:val="lowerLetter"/>
+      <w:pPr>
+        <w:pBdr/>
+        <w:spacing/>
+        <w:ind w:hanging="360" w:left="1429"/>
+      </w:pPr>
+      <w:rPr/>
+      <w:start w:val="1"/>
+      <w:suff w:val="tab"/>
+    </w:lvl>
+    <w:lvl w:ilvl="2">
+      <w:isLgl w:val="false"/>
+      <w:lvlJc w:val="right"/>
+      <w:lvlText w:val="%3."/>
+      <w:numFmt w:val="lowerRoman"/>
+      <w:pPr>
+        <w:pBdr/>
+        <w:spacing/>
+        <w:ind w:hanging="180" w:left="2149"/>
+      </w:pPr>
+      <w:rPr/>
+      <w:start w:val="1"/>
+      <w:suff w:val="tab"/>
+    </w:lvl>
+    <w:lvl w:ilvl="3">
+      <w:isLgl w:val="false"/>
+      <w:lvlJc w:val="left"/>
+      <w:lvlText w:val="%4."/>
+      <w:numFmt w:val="decimal"/>
+      <w:pPr>
+        <w:pBdr/>
+        <w:spacing/>
+        <w:ind w:hanging="360" w:left="2869"/>
+      </w:pPr>
+      <w:rPr/>
+      <w:start w:val="1"/>
+      <w:suff w:val="tab"/>
+    </w:lvl>
+    <w:lvl w:ilvl="4">
+      <w:isLgl w:val="false"/>
+      <w:lvlJc w:val="left"/>
+      <w:lvlText w:val="%5."/>
+      <w:numFmt w:val="lowerLetter"/>
+      <w:pPr>
+        <w:pBdr/>
+        <w:spacing/>
+        <w:ind w:hanging="360" w:left="3589"/>
+      </w:pPr>
+      <w:rPr/>
+      <w:start w:val="1"/>
+      <w:suff w:val="tab"/>
+    </w:lvl>
+    <w:lvl w:ilvl="5">
+      <w:isLgl w:val="false"/>
+      <w:lvlJc w:val="right"/>
+      <w:lvlText w:val="%6."/>
+      <w:numFmt w:val="lowerRoman"/>
+      <w:pPr>
+        <w:pBdr/>
+        <w:spacing/>
+        <w:ind w:hanging="180" w:left="4309"/>
+      </w:pPr>
+      <w:rPr/>
+      <w:start w:val="1"/>
+      <w:suff w:val="tab"/>
+    </w:lvl>
+    <w:lvl w:ilvl="6">
+      <w:isLgl w:val="false"/>
+      <w:lvlJc w:val="left"/>
+      <w:lvlText w:val="%7."/>
+      <w:numFmt w:val="decimal"/>
+      <w:pPr>
+        <w:pBdr/>
+        <w:spacing/>
+        <w:ind w:hanging="360" w:left="5029"/>
+      </w:pPr>
+      <w:rPr/>
+      <w:start w:val="1"/>
+      <w:suff w:val="tab"/>
+    </w:lvl>
+    <w:lvl w:ilvl="7">
+      <w:isLgl w:val="false"/>
+      <w:lvlJc w:val="left"/>
+      <w:lvlText w:val="%8."/>
+      <w:numFmt w:val="lowerLetter"/>
+      <w:pPr>
+        <w:pBdr/>
+        <w:spacing/>
+        <w:ind w:hanging="360" w:left="5749"/>
+      </w:pPr>
+      <w:rPr/>
+      <w:start w:val="1"/>
+      <w:suff w:val="tab"/>
+    </w:lvl>
+    <w:lvl w:ilvl="8">
+      <w:isLgl w:val="false"/>
+      <w:lvlJc w:val="right"/>
+      <w:lvlText w:val="%9."/>
+      <w:numFmt w:val="lowerRoman"/>
+      <w:pPr>
+        <w:pBdr/>
+        <w:spacing/>
+        <w:ind w:hanging="180" w:left="6469"/>
+      </w:pPr>
+      <w:rPr/>
+      <w:start w:val="1"/>
+      <w:suff w:val="tab"/>
+    </w:lvl>
+  </w:abstractNum>
+  <w:abstractNum w:abstractNumId="33">
+    <w:nsid w:val="192EF6E4"/>
+    <w:lvl w:ilvl="0">
+      <w:isLgl w:val="false"/>
+      <w:lvlJc w:val="left"/>
+      <w:lvlText w:val="%1."/>
+      <w:numFmt w:val="decimal"/>
+      <w:pPr>
+        <w:pBdr/>
+        <w:spacing/>
+        <w:ind w:hanging="360" w:left="709"/>
+      </w:pPr>
+      <w:rPr/>
+      <w:start w:val="1"/>
+      <w:suff w:val="tab"/>
+    </w:lvl>
+    <w:lvl w:ilvl="1">
+      <w:isLgl w:val="false"/>
+      <w:lvlJc w:val="left"/>
+      <w:lvlText w:val="%2."/>
+      <w:numFmt w:val="lowerLetter"/>
+      <w:pPr>
+        <w:pBdr/>
+        <w:spacing/>
+        <w:ind w:hanging="360" w:left="1429"/>
+      </w:pPr>
+      <w:rPr/>
+      <w:start w:val="1"/>
+      <w:suff w:val="tab"/>
+    </w:lvl>
+    <w:lvl w:ilvl="2">
+      <w:isLgl w:val="false"/>
+      <w:lvlJc w:val="right"/>
+      <w:lvlText w:val="%3."/>
+      <w:numFmt w:val="lowerRoman"/>
+      <w:pPr>
+        <w:pBdr/>
+        <w:spacing/>
+        <w:ind w:hanging="180" w:left="2149"/>
+      </w:pPr>
+      <w:rPr/>
+      <w:start w:val="1"/>
+      <w:suff w:val="tab"/>
+    </w:lvl>
+    <w:lvl w:ilvl="3">
+      <w:isLgl w:val="false"/>
+      <w:lvlJc w:val="left"/>
+      <w:lvlText w:val="%4."/>
+      <w:numFmt w:val="decimal"/>
+      <w:pPr>
+        <w:pBdr/>
+        <w:spacing/>
+        <w:ind w:hanging="360" w:left="2869"/>
+      </w:pPr>
+      <w:rPr/>
+      <w:start w:val="1"/>
+      <w:suff w:val="tab"/>
+    </w:lvl>
+    <w:lvl w:ilvl="4">
+      <w:isLgl w:val="false"/>
+      <w:lvlJc w:val="left"/>
+      <w:lvlText w:val="%5."/>
+      <w:numFmt w:val="lowerLetter"/>
+      <w:pPr>
+        <w:pBdr/>
+        <w:spacing/>
+        <w:ind w:hanging="360" w:left="3589"/>
+      </w:pPr>
+      <w:rPr/>
+      <w:start w:val="1"/>
+      <w:suff w:val="tab"/>
+    </w:lvl>
+    <w:lvl w:ilvl="5">
+      <w:isLgl w:val="false"/>
+      <w:lvlJc w:val="right"/>
+      <w:lvlText w:val="%6."/>
+      <w:numFmt w:val="lowerRoman"/>
+      <w:pPr>
+        <w:pBdr/>
+        <w:spacing/>
+        <w:ind w:hanging="180" w:left="4309"/>
+      </w:pPr>
+      <w:rPr/>
+      <w:start w:val="1"/>
+      <w:suff w:val="tab"/>
+    </w:lvl>
+    <w:lvl w:ilvl="6">
+      <w:isLgl w:val="false"/>
+      <w:lvlJc w:val="left"/>
+      <w:lvlText w:val="%7."/>
+      <w:numFmt w:val="decimal"/>
+      <w:pPr>
+        <w:pBdr/>
+        <w:spacing/>
+        <w:ind w:hanging="360" w:left="5029"/>
+      </w:pPr>
+      <w:rPr/>
+      <w:start w:val="1"/>
+      <w:suff w:val="tab"/>
+    </w:lvl>
+    <w:lvl w:ilvl="7">
+      <w:isLgl w:val="false"/>
+      <w:lvlJc w:val="left"/>
+      <w:lvlText w:val="%8."/>
+      <w:numFmt w:val="lowerLetter"/>
+      <w:pPr>
+        <w:pBdr/>
+        <w:spacing/>
+        <w:ind w:hanging="360" w:left="5749"/>
+      </w:pPr>
+      <w:rPr/>
+      <w:start w:val="1"/>
+      <w:suff w:val="tab"/>
+    </w:lvl>
+    <w:lvl w:ilvl="8">
+      <w:isLgl w:val="false"/>
+      <w:lvlJc w:val="right"/>
+      <w:lvlText w:val="%9."/>
+      <w:numFmt w:val="lowerRoman"/>
+      <w:pPr>
+        <w:pBdr/>
+        <w:spacing/>
+        <w:ind w:hanging="180" w:left="6469"/>
+      </w:pPr>
+      <w:rPr/>
+      <w:start w:val="1"/>
+      <w:suff w:val="tab"/>
+    </w:lvl>
+  </w:abstractNum>
+  <w:abstractNum w:abstractNumId="34">
+    <w:nsid w:val="4DD5B7C4"/>
     <w:lvl w:ilvl="0">
       <w:isLgl w:val="false"/>
       <w:lvlJc w:val="left"/>
@@ -12988,6 +13907,15 @@
   </w:num>
   <w:num w:numId="32">
     <w:abstractNumId w:val="31"/>
+  </w:num>
+  <w:num w:numId="33">
+    <w:abstractNumId w:val="32"/>
+  </w:num>
+  <w:num w:numId="34">
+    <w:abstractNumId w:val="33"/>
+  </w:num>
+  <w:num w:numId="35">
+    <w:abstractNumId w:val="34"/>
   </w:num>
 </w:numbering>
 </file>
